--- a/stepik/stage1/report/report_stage1.docx
+++ b/stepik/stage1/report/report_stage1.docx
@@ -139,17 +139,17 @@
         <w:t xml:space="preserve">[рис. @fig-001]</w:t>
       </w:r>
     </w:p>
-    <w:p>
-      <w:pPr>
-        <w:pStyle w:val="BodyText"/>
-      </w:pPr>
-      <w:bookmarkStart w:id="23" w:name="fig-001"/>
+    <w:bookmarkStart w:id="23" w:name="fig-001"/>
+    <w:p>
+      <w:pPr>
+        <w:pStyle w:val="CaptionedFigure"/>
+      </w:pPr>
       <w:r>
         <w:drawing>
           <wp:inline>
             <wp:extent cx="3733800" cy="1914573"/>
             <wp:effectExtent b="0" l="0" r="0" t="0"/>
-            <wp:docPr descr="" title="" id="21" name="Picture"/>
+            <wp:docPr descr="Задание 1 в 1.1" title="" id="21" name="Picture"/>
             <a:graphic>
               <a:graphicData uri="http://schemas.openxmlformats.org/drawingml/2006/picture">
                 <pic:pic>
@@ -186,8 +186,16 @@
           </wp:inline>
         </w:drawing>
       </w:r>
-      <w:bookmarkEnd w:id="23"/>
-    </w:p>
+    </w:p>
+    <w:p>
+      <w:pPr>
+        <w:pStyle w:val="ImageCaption"/>
+      </w:pPr>
+      <w:r>
+        <w:t xml:space="preserve">Задание 1 в 1.1</w:t>
+      </w:r>
+    </w:p>
+    <w:bookmarkEnd w:id="23"/>
     <w:p>
       <w:pPr>
         <w:pStyle w:val="BodyText"/>
@@ -224,17 +232,17 @@
         <w:t xml:space="preserve">[рис. @fig-002]</w:t>
       </w:r>
     </w:p>
-    <w:p>
-      <w:pPr>
-        <w:pStyle w:val="BodyText"/>
-      </w:pPr>
-      <w:bookmarkStart w:id="28" w:name="fig-002"/>
+    <w:bookmarkStart w:id="28" w:name="fig-002"/>
+    <w:p>
+      <w:pPr>
+        <w:pStyle w:val="CaptionedFigure"/>
+      </w:pPr>
       <w:r>
         <w:drawing>
           <wp:inline>
             <wp:extent cx="3733800" cy="1864981"/>
             <wp:effectExtent b="0" l="0" r="0" t="0"/>
-            <wp:docPr descr="" title="" id="26" name="Picture"/>
+            <wp:docPr descr="Задание 2 в 1.1" title="" id="26" name="Picture"/>
             <a:graphic>
               <a:graphicData uri="http://schemas.openxmlformats.org/drawingml/2006/picture">
                 <pic:pic>
@@ -271,8 +279,16 @@
           </wp:inline>
         </w:drawing>
       </w:r>
-      <w:bookmarkEnd w:id="28"/>
-    </w:p>
+    </w:p>
+    <w:p>
+      <w:pPr>
+        <w:pStyle w:val="ImageCaption"/>
+      </w:pPr>
+      <w:r>
+        <w:t xml:space="preserve">Задание 2 в 1.1</w:t>
+      </w:r>
+    </w:p>
+    <w:bookmarkEnd w:id="28"/>
     <w:p>
       <w:pPr>
         <w:pStyle w:val="BodyText"/>
@@ -319,17 +335,17 @@
         <w:t xml:space="preserve">[рис. @fig-003]</w:t>
       </w:r>
     </w:p>
-    <w:p>
-      <w:pPr>
-        <w:pStyle w:val="BodyText"/>
-      </w:pPr>
-      <w:bookmarkStart w:id="34" w:name="fig-003"/>
+    <w:bookmarkStart w:id="34" w:name="fig-003"/>
+    <w:p>
+      <w:pPr>
+        <w:pStyle w:val="CaptionedFigure"/>
+      </w:pPr>
       <w:r>
         <w:drawing>
           <wp:inline>
             <wp:extent cx="3733800" cy="1637700"/>
             <wp:effectExtent b="0" l="0" r="0" t="0"/>
-            <wp:docPr descr="" title="" id="32" name="Picture"/>
+            <wp:docPr descr="Задание 1 в 1.2" title="" id="32" name="Picture"/>
             <a:graphic>
               <a:graphicData uri="http://schemas.openxmlformats.org/drawingml/2006/picture">
                 <pic:pic>
@@ -366,8 +382,16 @@
           </wp:inline>
         </w:drawing>
       </w:r>
-      <w:bookmarkEnd w:id="34"/>
-    </w:p>
+    </w:p>
+    <w:p>
+      <w:pPr>
+        <w:pStyle w:val="ImageCaption"/>
+      </w:pPr>
+      <w:r>
+        <w:t xml:space="preserve">Задание 1 в 1.2</w:t>
+      </w:r>
+    </w:p>
+    <w:bookmarkEnd w:id="34"/>
     <w:p>
       <w:pPr>
         <w:pStyle w:val="BodyText"/>
@@ -416,17 +440,17 @@
         <w:t xml:space="preserve">[рис. @fig-004]</w:t>
       </w:r>
     </w:p>
-    <w:p>
-      <w:pPr>
-        <w:pStyle w:val="BodyText"/>
-      </w:pPr>
-      <w:bookmarkStart w:id="39" w:name="fig-004"/>
+    <w:bookmarkStart w:id="39" w:name="fig-004"/>
+    <w:p>
+      <w:pPr>
+        <w:pStyle w:val="CaptionedFigure"/>
+      </w:pPr>
       <w:r>
         <w:drawing>
           <wp:inline>
             <wp:extent cx="3733800" cy="1924685"/>
             <wp:effectExtent b="0" l="0" r="0" t="0"/>
-            <wp:docPr descr="" title="" id="37" name="Picture"/>
+            <wp:docPr descr="Задание 2 в 1.2" title="" id="37" name="Picture"/>
             <a:graphic>
               <a:graphicData uri="http://schemas.openxmlformats.org/drawingml/2006/picture">
                 <pic:pic>
@@ -463,8 +487,16 @@
           </wp:inline>
         </w:drawing>
       </w:r>
-      <w:bookmarkEnd w:id="39"/>
-    </w:p>
+    </w:p>
+    <w:p>
+      <w:pPr>
+        <w:pStyle w:val="ImageCaption"/>
+      </w:pPr>
+      <w:r>
+        <w:t xml:space="preserve">Задание 2 в 1.2</w:t>
+      </w:r>
+    </w:p>
+    <w:bookmarkEnd w:id="39"/>
     <w:p>
       <w:pPr>
         <w:pStyle w:val="BodyText"/>
@@ -501,17 +533,17 @@
         <w:t xml:space="preserve">[рис. @fig-005]</w:t>
       </w:r>
     </w:p>
-    <w:p>
-      <w:pPr>
-        <w:pStyle w:val="BodyText"/>
-      </w:pPr>
-      <w:bookmarkStart w:id="44" w:name="fig-005"/>
+    <w:bookmarkStart w:id="44" w:name="fig-005"/>
+    <w:p>
+      <w:pPr>
+        <w:pStyle w:val="CaptionedFigure"/>
+      </w:pPr>
       <w:r>
         <w:drawing>
           <wp:inline>
             <wp:extent cx="3733800" cy="1380137"/>
             <wp:effectExtent b="0" l="0" r="0" t="0"/>
-            <wp:docPr descr="" title="" id="42" name="Picture"/>
+            <wp:docPr descr="Задание 3 в 1.2" title="" id="42" name="Picture"/>
             <a:graphic>
               <a:graphicData uri="http://schemas.openxmlformats.org/drawingml/2006/picture">
                 <pic:pic>
@@ -548,8 +580,16 @@
           </wp:inline>
         </w:drawing>
       </w:r>
-      <w:bookmarkEnd w:id="44"/>
-    </w:p>
+    </w:p>
+    <w:p>
+      <w:pPr>
+        <w:pStyle w:val="ImageCaption"/>
+      </w:pPr>
+      <w:r>
+        <w:t xml:space="preserve">Задание 3 в 1.2</w:t>
+      </w:r>
+    </w:p>
+    <w:bookmarkEnd w:id="44"/>
     <w:p>
       <w:pPr>
         <w:pStyle w:val="BodyText"/>
@@ -606,17 +646,17 @@
         <w:t xml:space="preserve">[рис. @fig-006]</w:t>
       </w:r>
     </w:p>
-    <w:p>
-      <w:pPr>
-        <w:pStyle w:val="BodyText"/>
-      </w:pPr>
-      <w:bookmarkStart w:id="50" w:name="fig-006"/>
+    <w:bookmarkStart w:id="50" w:name="fig-006"/>
+    <w:p>
+      <w:pPr>
+        <w:pStyle w:val="CaptionedFigure"/>
+      </w:pPr>
       <w:r>
         <w:drawing>
           <wp:inline>
             <wp:extent cx="3733800" cy="698632"/>
             <wp:effectExtent b="0" l="0" r="0" t="0"/>
-            <wp:docPr descr="" title="" id="48" name="Picture"/>
+            <wp:docPr descr="Задание 1 в 1.3 Формулировка задания" title="" id="48" name="Picture"/>
             <a:graphic>
               <a:graphicData uri="http://schemas.openxmlformats.org/drawingml/2006/picture">
                 <pic:pic>
@@ -653,8 +693,16 @@
           </wp:inline>
         </w:drawing>
       </w:r>
-      <w:bookmarkEnd w:id="50"/>
-    </w:p>
+    </w:p>
+    <w:p>
+      <w:pPr>
+        <w:pStyle w:val="ImageCaption"/>
+      </w:pPr>
+      <w:r>
+        <w:t xml:space="preserve">Задание 1 в 1.3 Формулировка задания</w:t>
+      </w:r>
+    </w:p>
+    <w:bookmarkEnd w:id="50"/>
     <w:p>
       <w:pPr>
         <w:pStyle w:val="BodyText"/>
@@ -681,7 +729,7 @@
           <wp:inline>
             <wp:extent cx="3733800" cy="900853"/>
             <wp:effectExtent b="0" l="0" r="0" t="0"/>
-            <wp:docPr descr="" title="" id="52" name="Picture"/>
+            <wp:docPr descr="Задание 1 в 1.3 Выполнение задания" title="" id="52" name="Picture"/>
             <a:graphic>
               <a:graphicData uri="http://schemas.openxmlformats.org/drawingml/2006/picture">
                 <pic:pic>
@@ -756,17 +804,17 @@
         <w:t xml:space="preserve">[рис. @fig-008]</w:t>
       </w:r>
     </w:p>
-    <w:p>
-      <w:pPr>
-        <w:pStyle w:val="BodyText"/>
-      </w:pPr>
-      <w:bookmarkStart w:id="59" w:name="fig-008"/>
+    <w:bookmarkStart w:id="59" w:name="fig-008"/>
+    <w:p>
+      <w:pPr>
+        <w:pStyle w:val="CaptionedFigure"/>
+      </w:pPr>
       <w:r>
         <w:drawing>
           <wp:inline>
             <wp:extent cx="3733800" cy="1688997"/>
             <wp:effectExtent b="0" l="0" r="0" t="0"/>
-            <wp:docPr descr="" title="" id="57" name="Picture"/>
+            <wp:docPr descr="Задание 2 в 1.3" title="" id="57" name="Picture"/>
             <a:graphic>
               <a:graphicData uri="http://schemas.openxmlformats.org/drawingml/2006/picture">
                 <pic:pic>
@@ -803,8 +851,16 @@
           </wp:inline>
         </w:drawing>
       </w:r>
-      <w:bookmarkEnd w:id="59"/>
-    </w:p>
+    </w:p>
+    <w:p>
+      <w:pPr>
+        <w:pStyle w:val="ImageCaption"/>
+      </w:pPr>
+      <w:r>
+        <w:t xml:space="preserve">Задание 2 в 1.3</w:t>
+      </w:r>
+    </w:p>
+    <w:bookmarkEnd w:id="59"/>
     <w:p>
       <w:pPr>
         <w:pStyle w:val="BodyText"/>
@@ -841,17 +897,17 @@
         <w:t xml:space="preserve">[рис. @fig-009]</w:t>
       </w:r>
     </w:p>
-    <w:p>
-      <w:pPr>
-        <w:pStyle w:val="BodyText"/>
-      </w:pPr>
-      <w:bookmarkStart w:id="64" w:name="fig-009"/>
+    <w:bookmarkStart w:id="64" w:name="fig-009"/>
+    <w:p>
+      <w:pPr>
+        <w:pStyle w:val="CaptionedFigure"/>
+      </w:pPr>
       <w:r>
         <w:drawing>
           <wp:inline>
             <wp:extent cx="3733800" cy="1606181"/>
             <wp:effectExtent b="0" l="0" r="0" t="0"/>
-            <wp:docPr descr="" title="" id="62" name="Picture"/>
+            <wp:docPr descr="Задание 3 в 1.3" title="" id="62" name="Picture"/>
             <a:graphic>
               <a:graphicData uri="http://schemas.openxmlformats.org/drawingml/2006/picture">
                 <pic:pic>
@@ -888,8 +944,16 @@
           </wp:inline>
         </w:drawing>
       </w:r>
-      <w:bookmarkEnd w:id="64"/>
-    </w:p>
+    </w:p>
+    <w:p>
+      <w:pPr>
+        <w:pStyle w:val="ImageCaption"/>
+      </w:pPr>
+      <w:r>
+        <w:t xml:space="preserve">Задание 3 в 1.3</w:t>
+      </w:r>
+    </w:p>
+    <w:bookmarkEnd w:id="64"/>
     <w:p>
       <w:pPr>
         <w:pStyle w:val="BodyText"/>
@@ -926,17 +990,17 @@
         <w:t xml:space="preserve">[рис. @fig-010]</w:t>
       </w:r>
     </w:p>
-    <w:p>
-      <w:pPr>
-        <w:pStyle w:val="BodyText"/>
-      </w:pPr>
-      <w:bookmarkStart w:id="69" w:name="fig-010"/>
+    <w:bookmarkStart w:id="69" w:name="fig-010"/>
+    <w:p>
+      <w:pPr>
+        <w:pStyle w:val="CaptionedFigure"/>
+      </w:pPr>
       <w:r>
         <w:drawing>
           <wp:inline>
             <wp:extent cx="3733800" cy="1730726"/>
             <wp:effectExtent b="0" l="0" r="0" t="0"/>
-            <wp:docPr descr="" title="" id="67" name="Picture"/>
+            <wp:docPr descr="Задание 4 в 1.3" title="" id="67" name="Picture"/>
             <a:graphic>
               <a:graphicData uri="http://schemas.openxmlformats.org/drawingml/2006/picture">
                 <pic:pic>
@@ -973,8 +1037,16 @@
           </wp:inline>
         </w:drawing>
       </w:r>
-      <w:bookmarkEnd w:id="69"/>
-    </w:p>
+    </w:p>
+    <w:p>
+      <w:pPr>
+        <w:pStyle w:val="ImageCaption"/>
+      </w:pPr>
+      <w:r>
+        <w:t xml:space="preserve">Задание 4 в 1.3</w:t>
+      </w:r>
+    </w:p>
+    <w:bookmarkEnd w:id="69"/>
     <w:p>
       <w:pPr>
         <w:pStyle w:val="BodyText"/>
@@ -995,7 +1067,7 @@
     </w:p>
     <w:bookmarkEnd w:id="70"/>
     <w:bookmarkEnd w:id="71"/>
-    <w:bookmarkStart w:id="102" w:name="раздел-1.4"/>
+    <w:bookmarkStart w:id="105" w:name="раздел-1.4"/>
     <w:p>
       <w:pPr>
         <w:pStyle w:val="Heading1"/>
@@ -1004,7 +1076,7 @@
         <w:t xml:space="preserve">Раздел 1.4</w:t>
       </w:r>
     </w:p>
-    <w:bookmarkStart w:id="73" w:name="задание-1-в-1.4"/>
+    <w:bookmarkStart w:id="76" w:name="задание-1-в-1.4"/>
     <w:p>
       <w:pPr>
         <w:pStyle w:val="Heading2"/>
@@ -1021,12 +1093,63 @@
         <w:t xml:space="preserve">[рис. @fig-011]</w:t>
       </w:r>
     </w:p>
-    <w:p>
-      <w:pPr>
-        <w:pStyle w:val="BodyText"/>
-      </w:pPr>
-      <w:hyperlink r:id="rId72"/>
-    </w:p>
+    <w:bookmarkStart w:id="75" w:name="fig-011"/>
+    <w:p>
+      <w:pPr>
+        <w:pStyle w:val="CaptionedFigure"/>
+      </w:pPr>
+      <w:r>
+        <w:drawing>
+          <wp:inline>
+            <wp:extent cx="3733800" cy="1327743"/>
+            <wp:effectExtent b="0" l="0" r="0" t="0"/>
+            <wp:docPr descr="Задание 1 в 1.4" title="" id="73" name="Picture"/>
+            <a:graphic>
+              <a:graphicData uri="http://schemas.openxmlformats.org/drawingml/2006/picture">
+                <pic:pic>
+                  <pic:nvPicPr>
+                    <pic:cNvPr descr="../images/s1p10.png" id="74" name="Picture"/>
+                    <pic:cNvPicPr>
+                      <a:picLocks noChangeArrowheads="1" noChangeAspect="1"/>
+                    </pic:cNvPicPr>
+                  </pic:nvPicPr>
+                  <pic:blipFill>
+                    <a:blip r:embed="rId72"/>
+                    <a:stretch>
+                      <a:fillRect/>
+                    </a:stretch>
+                  </pic:blipFill>
+                  <pic:spPr bwMode="auto">
+                    <a:xfrm>
+                      <a:off x="0" y="0"/>
+                      <a:ext cx="3733800" cy="1327743"/>
+                    </a:xfrm>
+                    <a:prstGeom prst="rect">
+                      <a:avLst/>
+                    </a:prstGeom>
+                    <a:noFill/>
+                    <a:ln w="9525">
+                      <a:noFill/>
+                      <a:headEnd/>
+                      <a:tailEnd/>
+                    </a:ln>
+                  </pic:spPr>
+                </pic:pic>
+              </a:graphicData>
+            </a:graphic>
+          </wp:inline>
+        </w:drawing>
+      </w:r>
+    </w:p>
+    <w:p>
+      <w:pPr>
+        <w:pStyle w:val="ImageCaption"/>
+      </w:pPr>
+      <w:r>
+        <w:t xml:space="preserve">Задание 1 в 1.4</w:t>
+      </w:r>
+    </w:p>
+    <w:bookmarkEnd w:id="75"/>
     <w:p>
       <w:pPr>
         <w:pStyle w:val="BodyText"/>
@@ -1045,8 +1168,8 @@
         <w:t xml:space="preserve">Те́рмин(сущ.) - слово или словосочетание, призванное точно обозначить понятие и его соотношение с другими понятиями в пределах специальной сферы. Ассоль — редкое женское имя. К понятию терминала эти слова не относятся.</w:t>
       </w:r>
     </w:p>
-    <w:bookmarkEnd w:id="73"/>
-    <w:bookmarkStart w:id="78" w:name="задание-2-в-1.4"/>
+    <w:bookmarkEnd w:id="76"/>
+    <w:bookmarkStart w:id="81" w:name="задание-2-в-1.4"/>
     <w:p>
       <w:pPr>
         <w:pStyle w:val="Heading2"/>
@@ -1063,28 +1186,28 @@
         <w:t xml:space="preserve">[рис. @fig-012]</w:t>
       </w:r>
     </w:p>
-    <w:p>
-      <w:pPr>
-        <w:pStyle w:val="BodyText"/>
-      </w:pPr>
-      <w:bookmarkStart w:id="77" w:name="fig-012"/>
+    <w:bookmarkStart w:id="80" w:name="fig-012"/>
+    <w:p>
+      <w:pPr>
+        <w:pStyle w:val="CaptionedFigure"/>
+      </w:pPr>
       <w:r>
         <w:drawing>
           <wp:inline>
             <wp:extent cx="3733800" cy="1328979"/>
             <wp:effectExtent b="0" l="0" r="0" t="0"/>
-            <wp:docPr descr="" title="" id="75" name="Picture"/>
+            <wp:docPr descr="Задание 2 в 1.4" title="" id="78" name="Picture"/>
             <a:graphic>
               <a:graphicData uri="http://schemas.openxmlformats.org/drawingml/2006/picture">
                 <pic:pic>
                   <pic:nvPicPr>
-                    <pic:cNvPr descr="../images/s1p11.png" id="76" name="Picture"/>
+                    <pic:cNvPr descr="../images/s1p11.png" id="79" name="Picture"/>
                     <pic:cNvPicPr>
                       <a:picLocks noChangeArrowheads="1" noChangeAspect="1"/>
                     </pic:cNvPicPr>
                   </pic:nvPicPr>
                   <pic:blipFill>
-                    <a:blip r:embed="rId74"/>
+                    <a:blip r:embed="rId77"/>
                     <a:stretch>
                       <a:fillRect/>
                     </a:stretch>
@@ -1110,8 +1233,16 @@
           </wp:inline>
         </w:drawing>
       </w:r>
-      <w:bookmarkEnd w:id="77"/>
-    </w:p>
+    </w:p>
+    <w:p>
+      <w:pPr>
+        <w:pStyle w:val="ImageCaption"/>
+      </w:pPr>
+      <w:r>
+        <w:t xml:space="preserve">Задание 2 в 1.4</w:t>
+      </w:r>
+    </w:p>
+    <w:bookmarkEnd w:id="80"/>
     <w:p>
       <w:pPr>
         <w:pStyle w:val="BodyText"/>
@@ -1130,8 +1261,8 @@
         <w:t xml:space="preserve">терминалу важен регистр, для него pwd и PWD - это разные вещи, где pwd - это встроенная команда, а PWD - неизвестное значение, которое может быть задано пользователем.</w:t>
       </w:r>
     </w:p>
-    <w:bookmarkEnd w:id="78"/>
-    <w:bookmarkStart w:id="87" w:name="задание-3-в-1.4"/>
+    <w:bookmarkEnd w:id="81"/>
+    <w:bookmarkStart w:id="90" w:name="задание-3-в-1.4"/>
     <w:p>
       <w:pPr>
         <w:pStyle w:val="Heading2"/>
@@ -1160,24 +1291,24 @@
       <w:r>
         <w:t xml:space="preserve"> </w:t>
       </w:r>
-      <w:bookmarkStart w:id="82" w:name="fig-013"/>
+      <w:bookmarkStart w:id="85" w:name="fig-013"/>
       <w:r>
         <w:drawing>
           <wp:inline>
             <wp:extent cx="3733800" cy="148071"/>
             <wp:effectExtent b="0" l="0" r="0" t="0"/>
-            <wp:docPr descr="" title="" id="80" name="Picture"/>
+            <wp:docPr descr="Задание 3 в 1.4 Формулировка задания" title="" id="83" name="Picture"/>
             <a:graphic>
               <a:graphicData uri="http://schemas.openxmlformats.org/drawingml/2006/picture">
                 <pic:pic>
                   <pic:nvPicPr>
-                    <pic:cNvPr descr="../images/s1p12_1.png" id="81" name="Picture"/>
+                    <pic:cNvPr descr="../images/s1p12_1.png" id="84" name="Picture"/>
                     <pic:cNvPicPr>
                       <a:picLocks noChangeArrowheads="1" noChangeAspect="1"/>
                     </pic:cNvPicPr>
                   </pic:nvPicPr>
                   <pic:blipFill>
-                    <a:blip r:embed="rId79"/>
+                    <a:blip r:embed="rId82"/>
                     <a:stretch>
                       <a:fillRect/>
                     </a:stretch>
@@ -1203,7 +1334,7 @@
           </wp:inline>
         </w:drawing>
       </w:r>
-      <w:bookmarkEnd w:id="82"/>
+      <w:bookmarkEnd w:id="85"/>
     </w:p>
     <w:p>
       <w:pPr>
@@ -1225,24 +1356,24 @@
       <w:r>
         <w:t xml:space="preserve"> </w:t>
       </w:r>
-      <w:bookmarkStart w:id="86" w:name="fig-014"/>
+      <w:bookmarkStart w:id="89" w:name="fig-014"/>
       <w:r>
         <w:drawing>
           <wp:inline>
             <wp:extent cx="3733800" cy="1474273"/>
             <wp:effectExtent b="0" l="0" r="0" t="0"/>
-            <wp:docPr descr="" title="" id="84" name="Picture"/>
+            <wp:docPr descr="Задание 3 в 1.4 Выполнение задания" title="" id="87" name="Picture"/>
             <a:graphic>
               <a:graphicData uri="http://schemas.openxmlformats.org/drawingml/2006/picture">
                 <pic:pic>
                   <pic:nvPicPr>
-                    <pic:cNvPr descr="../images/s1p12_2.png" id="85" name="Picture"/>
+                    <pic:cNvPr descr="../images/s1p12_2.png" id="88" name="Picture"/>
                     <pic:cNvPicPr>
                       <a:picLocks noChangeArrowheads="1" noChangeAspect="1"/>
                     </pic:cNvPicPr>
                   </pic:nvPicPr>
                   <pic:blipFill>
-                    <a:blip r:embed="rId83"/>
+                    <a:blip r:embed="rId86"/>
                     <a:stretch>
                       <a:fillRect/>
                     </a:stretch>
@@ -1268,7 +1399,7 @@
           </wp:inline>
         </w:drawing>
       </w:r>
-      <w:bookmarkEnd w:id="86"/>
+      <w:bookmarkEnd w:id="89"/>
     </w:p>
     <w:p>
       <w:pPr>
@@ -1312,8 +1443,8 @@
         <w:t xml:space="preserve">- ВАЖНО наличие компонентов в команде.</w:t>
       </w:r>
     </w:p>
-    <w:bookmarkEnd w:id="87"/>
-    <w:bookmarkStart w:id="96" w:name="задание-4-в-1.4"/>
+    <w:bookmarkEnd w:id="90"/>
+    <w:bookmarkStart w:id="99" w:name="задание-4-в-1.4"/>
     <w:p>
       <w:pPr>
         <w:pStyle w:val="Heading2"/>
@@ -1342,24 +1473,24 @@
       <w:r>
         <w:t xml:space="preserve"> </w:t>
       </w:r>
-      <w:bookmarkStart w:id="91" w:name="fig-015"/>
+      <w:bookmarkStart w:id="94" w:name="fig-015"/>
       <w:r>
         <w:drawing>
           <wp:inline>
             <wp:extent cx="3733800" cy="252934"/>
             <wp:effectExtent b="0" l="0" r="0" t="0"/>
-            <wp:docPr descr="" title="" id="89" name="Picture"/>
+            <wp:docPr descr="Задание 4 в 1.4 Формулировка задания" title="" id="92" name="Picture"/>
             <a:graphic>
               <a:graphicData uri="http://schemas.openxmlformats.org/drawingml/2006/picture">
                 <pic:pic>
                   <pic:nvPicPr>
-                    <pic:cNvPr descr="../images/s1p13_1.png" id="90" name="Picture"/>
+                    <pic:cNvPr descr="../images/s1p13_1.png" id="93" name="Picture"/>
                     <pic:cNvPicPr>
                       <a:picLocks noChangeArrowheads="1" noChangeAspect="1"/>
                     </pic:cNvPicPr>
                   </pic:nvPicPr>
                   <pic:blipFill>
-                    <a:blip r:embed="rId88"/>
+                    <a:blip r:embed="rId91"/>
                     <a:stretch>
                       <a:fillRect/>
                     </a:stretch>
@@ -1385,7 +1516,7 @@
           </wp:inline>
         </w:drawing>
       </w:r>
-      <w:bookmarkEnd w:id="91"/>
+      <w:bookmarkEnd w:id="94"/>
     </w:p>
     <w:p>
       <w:pPr>
@@ -1407,24 +1538,24 @@
       <w:r>
         <w:t xml:space="preserve"> </w:t>
       </w:r>
-      <w:bookmarkStart w:id="95" w:name="fig-016"/>
+      <w:bookmarkStart w:id="98" w:name="fig-016"/>
       <w:r>
         <w:drawing>
           <wp:inline>
             <wp:extent cx="3733800" cy="1337310"/>
             <wp:effectExtent b="0" l="0" r="0" t="0"/>
-            <wp:docPr descr="" title="" id="93" name="Picture"/>
+            <wp:docPr descr="Задание 4 в 1.4 Выполнение задания" title="" id="96" name="Picture"/>
             <a:graphic>
               <a:graphicData uri="http://schemas.openxmlformats.org/drawingml/2006/picture">
                 <pic:pic>
                   <pic:nvPicPr>
-                    <pic:cNvPr descr="../images/s1p13_2.png" id="94" name="Picture"/>
+                    <pic:cNvPr descr="../images/s1p13_2.png" id="97" name="Picture"/>
                     <pic:cNvPicPr>
                       <a:picLocks noChangeArrowheads="1" noChangeAspect="1"/>
                     </pic:cNvPicPr>
                   </pic:nvPicPr>
                   <pic:blipFill>
-                    <a:blip r:embed="rId92"/>
+                    <a:blip r:embed="rId95"/>
                     <a:stretch>
                       <a:fillRect/>
                     </a:stretch>
@@ -1450,7 +1581,7 @@
           </wp:inline>
         </w:drawing>
       </w:r>
-      <w:bookmarkEnd w:id="95"/>
+      <w:bookmarkEnd w:id="98"/>
     </w:p>
     <w:p>
       <w:pPr>
@@ -1470,8 +1601,8 @@
         <w:t xml:space="preserve">ls Downloads - выведет ошибку, т.к. ls требует полный путь к директории. ls ../~/Downloads - .. - поднятие на директорию выше, значит мы окажемся в /home/bi, а в домашней директории не может быть ещё одной домашней директории. ls /home/bi/Do* - нет ~ (указание на домашнюю директорию), ищет все файлы/папки в /home/bi, начинающиеся с Do, а нам нужно только Downloads.</w:t>
       </w:r>
     </w:p>
-    <w:bookmarkEnd w:id="96"/>
-    <w:bookmarkStart w:id="101" w:name="задание-5-в-1.4"/>
+    <w:bookmarkEnd w:id="99"/>
+    <w:bookmarkStart w:id="104" w:name="задание-5-в-1.4"/>
     <w:p>
       <w:pPr>
         <w:pStyle w:val="Heading2"/>
@@ -1488,28 +1619,28 @@
         <w:t xml:space="preserve">[рис. @fig-017]</w:t>
       </w:r>
     </w:p>
-    <w:p>
-      <w:pPr>
-        <w:pStyle w:val="BodyText"/>
-      </w:pPr>
-      <w:bookmarkStart w:id="100" w:name="fig-017"/>
+    <w:bookmarkStart w:id="103" w:name="fig-017"/>
+    <w:p>
+      <w:pPr>
+        <w:pStyle w:val="CaptionedFigure"/>
+      </w:pPr>
       <w:r>
         <w:drawing>
           <wp:inline>
             <wp:extent cx="3733800" cy="1440895"/>
             <wp:effectExtent b="0" l="0" r="0" t="0"/>
-            <wp:docPr descr="" title="" id="98" name="Picture"/>
+            <wp:docPr descr="Задание 5 в 1.4" title="" id="101" name="Picture"/>
             <a:graphic>
               <a:graphicData uri="http://schemas.openxmlformats.org/drawingml/2006/picture">
                 <pic:pic>
                   <pic:nvPicPr>
-                    <pic:cNvPr descr="../images/s1p14.png" id="99" name="Picture"/>
+                    <pic:cNvPr descr="../images/s1p14.png" id="102" name="Picture"/>
                     <pic:cNvPicPr>
                       <a:picLocks noChangeArrowheads="1" noChangeAspect="1"/>
                     </pic:cNvPicPr>
                   </pic:nvPicPr>
                   <pic:blipFill>
-                    <a:blip r:embed="rId97"/>
+                    <a:blip r:embed="rId100"/>
                     <a:stretch>
                       <a:fillRect/>
                     </a:stretch>
@@ -1535,8 +1666,16 @@
           </wp:inline>
         </w:drawing>
       </w:r>
-      <w:bookmarkEnd w:id="100"/>
-    </w:p>
+    </w:p>
+    <w:p>
+      <w:pPr>
+        <w:pStyle w:val="ImageCaption"/>
+      </w:pPr>
+      <w:r>
+        <w:t xml:space="preserve">Задание 5 в 1.4</w:t>
+      </w:r>
+    </w:p>
+    <w:bookmarkEnd w:id="103"/>
     <w:p>
       <w:pPr>
         <w:pStyle w:val="BodyText"/>
@@ -1555,9 +1694,9 @@
         <w:t xml:space="preserve">mv - команда перемещения файлов между двумя директориями, mkdir -r - несуществующая программа, т.к. у команды mkdir нет ключа -r, mkdir - создает директорию</w:t>
       </w:r>
     </w:p>
-    <w:bookmarkEnd w:id="101"/>
-    <w:bookmarkEnd w:id="102"/>
-    <w:bookmarkStart w:id="118" w:name="раздел-1.5"/>
+    <w:bookmarkEnd w:id="104"/>
+    <w:bookmarkEnd w:id="105"/>
+    <w:bookmarkStart w:id="121" w:name="раздел-1.5"/>
     <w:p>
       <w:pPr>
         <w:pStyle w:val="Heading1"/>
@@ -1566,7 +1705,7 @@
         <w:t xml:space="preserve">Раздел 1.5</w:t>
       </w:r>
     </w:p>
-    <w:bookmarkStart w:id="107" w:name="задание-1-в-1.5"/>
+    <w:bookmarkStart w:id="110" w:name="задание-1-в-1.5"/>
     <w:p>
       <w:pPr>
         <w:pStyle w:val="Heading2"/>
@@ -1583,28 +1722,28 @@
         <w:t xml:space="preserve">[рис. @fig-018]</w:t>
       </w:r>
     </w:p>
-    <w:p>
-      <w:pPr>
-        <w:pStyle w:val="BodyText"/>
-      </w:pPr>
-      <w:bookmarkStart w:id="106" w:name="fig-018"/>
+    <w:bookmarkStart w:id="109" w:name="fig-018"/>
+    <w:p>
+      <w:pPr>
+        <w:pStyle w:val="CaptionedFigure"/>
+      </w:pPr>
       <w:r>
         <w:drawing>
           <wp:inline>
             <wp:extent cx="3733800" cy="1653871"/>
             <wp:effectExtent b="0" l="0" r="0" t="0"/>
-            <wp:docPr descr="" title="" id="104" name="Picture"/>
+            <wp:docPr descr="Задание 1 в 1.5" title="" id="107" name="Picture"/>
             <a:graphic>
               <a:graphicData uri="http://schemas.openxmlformats.org/drawingml/2006/picture">
                 <pic:pic>
                   <pic:nvPicPr>
-                    <pic:cNvPr descr="../images/s1p15.png" id="105" name="Picture"/>
+                    <pic:cNvPr descr="../images/s1p15.png" id="108" name="Picture"/>
                     <pic:cNvPicPr>
                       <a:picLocks noChangeArrowheads="1" noChangeAspect="1"/>
                     </pic:cNvPicPr>
                   </pic:nvPicPr>
                   <pic:blipFill>
-                    <a:blip r:embed="rId103"/>
+                    <a:blip r:embed="rId106"/>
                     <a:stretch>
                       <a:fillRect/>
                     </a:stretch>
@@ -1630,8 +1769,16 @@
           </wp:inline>
         </w:drawing>
       </w:r>
-      <w:bookmarkEnd w:id="106"/>
-    </w:p>
+    </w:p>
+    <w:p>
+      <w:pPr>
+        <w:pStyle w:val="ImageCaption"/>
+      </w:pPr>
+      <w:r>
+        <w:t xml:space="preserve">Задание 1 в 1.5</w:t>
+      </w:r>
+    </w:p>
+    <w:bookmarkEnd w:id="109"/>
     <w:p>
       <w:pPr>
         <w:pStyle w:val="BodyText"/>
@@ -1662,8 +1809,8 @@
         <w:t xml:space="preserve">от терминала. Терминал завершает свою работу, а браузер продолжает работать как независимый процесс системы.</w:t>
       </w:r>
     </w:p>
-    <w:bookmarkEnd w:id="107"/>
-    <w:bookmarkStart w:id="112" w:name="задание-2-в-1.5"/>
+    <w:bookmarkEnd w:id="110"/>
+    <w:bookmarkStart w:id="115" w:name="задание-2-в-1.5"/>
     <w:p>
       <w:pPr>
         <w:pStyle w:val="Heading2"/>
@@ -1680,28 +1827,28 @@
         <w:t xml:space="preserve">[рис. @fig-019]</w:t>
       </w:r>
     </w:p>
-    <w:p>
-      <w:pPr>
-        <w:pStyle w:val="BodyText"/>
-      </w:pPr>
-      <w:bookmarkStart w:id="111" w:name="fig-019"/>
+    <w:bookmarkStart w:id="114" w:name="fig-019"/>
+    <w:p>
+      <w:pPr>
+        <w:pStyle w:val="CaptionedFigure"/>
+      </w:pPr>
       <w:r>
         <w:drawing>
           <wp:inline>
             <wp:extent cx="3733800" cy="1353163"/>
             <wp:effectExtent b="0" l="0" r="0" t="0"/>
-            <wp:docPr descr="" title="" id="109" name="Picture"/>
+            <wp:docPr descr="Задание 2 в 1.5" title="" id="112" name="Picture"/>
             <a:graphic>
               <a:graphicData uri="http://schemas.openxmlformats.org/drawingml/2006/picture">
                 <pic:pic>
                   <pic:nvPicPr>
-                    <pic:cNvPr descr="../images/s1p16.png" id="110" name="Picture"/>
+                    <pic:cNvPr descr="../images/s1p16.png" id="113" name="Picture"/>
                     <pic:cNvPicPr>
                       <a:picLocks noChangeArrowheads="1" noChangeAspect="1"/>
                     </pic:cNvPicPr>
                   </pic:nvPicPr>
                   <pic:blipFill>
-                    <a:blip r:embed="rId108"/>
+                    <a:blip r:embed="rId111"/>
                     <a:stretch>
                       <a:fillRect/>
                     </a:stretch>
@@ -1727,8 +1874,16 @@
           </wp:inline>
         </w:drawing>
       </w:r>
-      <w:bookmarkEnd w:id="111"/>
-    </w:p>
+    </w:p>
+    <w:p>
+      <w:pPr>
+        <w:pStyle w:val="ImageCaption"/>
+      </w:pPr>
+      <w:r>
+        <w:t xml:space="preserve">Задание 2 в 1.5</w:t>
+      </w:r>
+    </w:p>
+    <w:bookmarkEnd w:id="114"/>
     <w:p>
       <w:pPr>
         <w:pStyle w:val="BodyText"/>
@@ -1747,8 +1902,8 @@
         <w:t xml:space="preserve">Запуск, Ctrl+Z - Программа запущена в foreground режиме; Запуск, Ctrl+C, bg - Процесс завершается; Запуск, Ctrl+C, fg - после Ctrl+C процесс мёртв, fg нечего возобновлять.</w:t>
       </w:r>
     </w:p>
-    <w:bookmarkEnd w:id="112"/>
-    <w:bookmarkStart w:id="117" w:name="задание-3-в-1.3-1"/>
+    <w:bookmarkEnd w:id="115"/>
+    <w:bookmarkStart w:id="120" w:name="задание-3-в-1.3-1"/>
     <w:p>
       <w:pPr>
         <w:pStyle w:val="Heading2"/>
@@ -1765,28 +1920,28 @@
         <w:t xml:space="preserve">[рис. @fig-020]</w:t>
       </w:r>
     </w:p>
-    <w:p>
-      <w:pPr>
-        <w:pStyle w:val="BodyText"/>
-      </w:pPr>
-      <w:bookmarkStart w:id="116" w:name="fig-020"/>
+    <w:bookmarkStart w:id="119" w:name="fig-020"/>
+    <w:p>
+      <w:pPr>
+        <w:pStyle w:val="CaptionedFigure"/>
+      </w:pPr>
       <w:r>
         <w:drawing>
           <wp:inline>
             <wp:extent cx="3733800" cy="1431671"/>
             <wp:effectExtent b="0" l="0" r="0" t="0"/>
-            <wp:docPr descr="" title="" id="114" name="Picture"/>
+            <wp:docPr descr="Задание 3 в 1.3" title="" id="117" name="Picture"/>
             <a:graphic>
               <a:graphicData uri="http://schemas.openxmlformats.org/drawingml/2006/picture">
                 <pic:pic>
                   <pic:nvPicPr>
-                    <pic:cNvPr descr="../images/s1p17.png" id="115" name="Picture"/>
+                    <pic:cNvPr descr="../images/s1p17.png" id="118" name="Picture"/>
                     <pic:cNvPicPr>
                       <a:picLocks noChangeArrowheads="1" noChangeAspect="1"/>
                     </pic:cNvPicPr>
                   </pic:nvPicPr>
                   <pic:blipFill>
-                    <a:blip r:embed="rId113"/>
+                    <a:blip r:embed="rId116"/>
                     <a:stretch>
                       <a:fillRect/>
                     </a:stretch>
@@ -1812,8 +1967,16 @@
           </wp:inline>
         </w:drawing>
       </w:r>
-      <w:bookmarkEnd w:id="116"/>
-    </w:p>
+    </w:p>
+    <w:p>
+      <w:pPr>
+        <w:pStyle w:val="ImageCaption"/>
+      </w:pPr>
+      <w:r>
+        <w:t xml:space="preserve">Задание 3 в 1.3</w:t>
+      </w:r>
+    </w:p>
+    <w:bookmarkEnd w:id="119"/>
     <w:p>
       <w:pPr>
         <w:pStyle w:val="BodyText"/>
@@ -1832,9 +1995,9 @@
         <w:t xml:space="preserve">Просто выполнила, о чём просили, скопировала и вставила вывод программы.</w:t>
       </w:r>
     </w:p>
-    <w:bookmarkEnd w:id="117"/>
-    <w:bookmarkEnd w:id="118"/>
-    <w:bookmarkStart w:id="138" w:name="раздел-1.6"/>
+    <w:bookmarkEnd w:id="120"/>
+    <w:bookmarkEnd w:id="121"/>
+    <w:bookmarkStart w:id="141" w:name="раздел-1.6"/>
     <w:p>
       <w:pPr>
         <w:pStyle w:val="Heading1"/>
@@ -1843,7 +2006,7 @@
         <w:t xml:space="preserve">Раздел 1.6</w:t>
       </w:r>
     </w:p>
-    <w:bookmarkStart w:id="123" w:name="задание-1-в-1.6"/>
+    <w:bookmarkStart w:id="126" w:name="задание-1-в-1.6"/>
     <w:p>
       <w:pPr>
         <w:pStyle w:val="Heading2"/>
@@ -1860,28 +2023,28 @@
         <w:t xml:space="preserve">[рис. @fig-021]</w:t>
       </w:r>
     </w:p>
-    <w:p>
-      <w:pPr>
-        <w:pStyle w:val="BodyText"/>
-      </w:pPr>
-      <w:bookmarkStart w:id="122" w:name="fig-021"/>
+    <w:bookmarkStart w:id="125" w:name="fig-021"/>
+    <w:p>
+      <w:pPr>
+        <w:pStyle w:val="CaptionedFigure"/>
+      </w:pPr>
       <w:r>
         <w:drawing>
           <wp:inline>
             <wp:extent cx="3733800" cy="1716039"/>
             <wp:effectExtent b="0" l="0" r="0" t="0"/>
-            <wp:docPr descr="" title="" id="120" name="Picture"/>
+            <wp:docPr descr="Задание 1 в 1.6" title="" id="123" name="Picture"/>
             <a:graphic>
               <a:graphicData uri="http://schemas.openxmlformats.org/drawingml/2006/picture">
                 <pic:pic>
                   <pic:nvPicPr>
-                    <pic:cNvPr descr="../images/s1p18.png" id="121" name="Picture"/>
+                    <pic:cNvPr descr="../images/s1p18.png" id="124" name="Picture"/>
                     <pic:cNvPicPr>
                       <a:picLocks noChangeArrowheads="1" noChangeAspect="1"/>
                     </pic:cNvPicPr>
                   </pic:nvPicPr>
                   <pic:blipFill>
-                    <a:blip r:embed="rId119"/>
+                    <a:blip r:embed="rId122"/>
                     <a:stretch>
                       <a:fillRect/>
                     </a:stretch>
@@ -1907,8 +2070,16 @@
           </wp:inline>
         </w:drawing>
       </w:r>
-      <w:bookmarkEnd w:id="122"/>
-    </w:p>
+    </w:p>
+    <w:p>
+      <w:pPr>
+        <w:pStyle w:val="ImageCaption"/>
+      </w:pPr>
+      <w:r>
+        <w:t xml:space="preserve">Задание 1 в 1.6</w:t>
+      </w:r>
+    </w:p>
+    <w:bookmarkEnd w:id="125"/>
     <w:p>
       <w:pPr>
         <w:pStyle w:val="BodyText"/>
@@ -1927,8 +2098,8 @@
         <w:t xml:space="preserve">По умолчанию и стандартный вывод, и стандартный вывод ошибок направлены в один и тот же терминал. Это сделано, чтобы пользователь сразу видел всю важную информацию о работе программы, включая сообщения об ошибках.</w:t>
       </w:r>
     </w:p>
-    <w:bookmarkEnd w:id="123"/>
-    <w:bookmarkStart w:id="128" w:name="задание-2-в-1.6"/>
+    <w:bookmarkEnd w:id="126"/>
+    <w:bookmarkStart w:id="131" w:name="задание-2-в-1.6"/>
     <w:p>
       <w:pPr>
         <w:pStyle w:val="Heading2"/>
@@ -1945,28 +2116,28 @@
         <w:t xml:space="preserve">[рис. @fig-022]</w:t>
       </w:r>
     </w:p>
-    <w:p>
-      <w:pPr>
-        <w:pStyle w:val="BodyText"/>
-      </w:pPr>
-      <w:bookmarkStart w:id="127" w:name="fig-022"/>
+    <w:bookmarkStart w:id="130" w:name="fig-022"/>
+    <w:p>
+      <w:pPr>
+        <w:pStyle w:val="CaptionedFigure"/>
+      </w:pPr>
       <w:r>
         <w:drawing>
           <wp:inline>
             <wp:extent cx="3733800" cy="1915536"/>
             <wp:effectExtent b="0" l="0" r="0" t="0"/>
-            <wp:docPr descr="" title="" id="125" name="Picture"/>
+            <wp:docPr descr="Задание 2 в 1.6" title="" id="128" name="Picture"/>
             <a:graphic>
               <a:graphicData uri="http://schemas.openxmlformats.org/drawingml/2006/picture">
                 <pic:pic>
                   <pic:nvPicPr>
-                    <pic:cNvPr descr="../images/s1p19.png" id="126" name="Picture"/>
+                    <pic:cNvPr descr="../images/s1p19.png" id="129" name="Picture"/>
                     <pic:cNvPicPr>
                       <a:picLocks noChangeArrowheads="1" noChangeAspect="1"/>
                     </pic:cNvPicPr>
                   </pic:nvPicPr>
                   <pic:blipFill>
-                    <a:blip r:embed="rId124"/>
+                    <a:blip r:embed="rId127"/>
                     <a:stretch>
                       <a:fillRect/>
                     </a:stretch>
@@ -1992,8 +2163,16 @@
           </wp:inline>
         </w:drawing>
       </w:r>
-      <w:bookmarkEnd w:id="127"/>
-    </w:p>
+    </w:p>
+    <w:p>
+      <w:pPr>
+        <w:pStyle w:val="ImageCaption"/>
+      </w:pPr>
+      <w:r>
+        <w:t xml:space="preserve">Задание 2 в 1.6</w:t>
+      </w:r>
+    </w:p>
+    <w:bookmarkEnd w:id="130"/>
     <w:p>
       <w:pPr>
         <w:pStyle w:val="BodyText"/>
@@ -2021,8 +2200,8 @@
         <w:t xml:space="preserve">, а не для файлов, файл не создастся, program file.txt &lt;2 - Синтаксическая ошибка. file.txt будет воспринят как аргумент программы, а &lt;2 — неверное перенаправление.</w:t>
       </w:r>
     </w:p>
-    <w:bookmarkEnd w:id="128"/>
-    <w:bookmarkStart w:id="137" w:name="задание-3-в-1.6"/>
+    <w:bookmarkEnd w:id="131"/>
+    <w:bookmarkStart w:id="140" w:name="задание-3-в-1.6"/>
     <w:p>
       <w:pPr>
         <w:pStyle w:val="Heading2"/>
@@ -2051,24 +2230,24 @@
       <w:r>
         <w:t xml:space="preserve"> </w:t>
       </w:r>
-      <w:bookmarkStart w:id="132" w:name="fig-023"/>
+      <w:bookmarkStart w:id="135" w:name="fig-023"/>
       <w:r>
         <w:drawing>
           <wp:inline>
             <wp:extent cx="3733800" cy="154014"/>
             <wp:effectExtent b="0" l="0" r="0" t="0"/>
-            <wp:docPr descr="" title="" id="130" name="Picture"/>
+            <wp:docPr descr="Задание 3 в 1.6 Формулировка задания" title="" id="133" name="Picture"/>
             <a:graphic>
               <a:graphicData uri="http://schemas.openxmlformats.org/drawingml/2006/picture">
                 <pic:pic>
                   <pic:nvPicPr>
-                    <pic:cNvPr descr="../images/s1p20_1.png" id="131" name="Picture"/>
+                    <pic:cNvPr descr="../images/s1p20_1.png" id="134" name="Picture"/>
                     <pic:cNvPicPr>
                       <a:picLocks noChangeArrowheads="1" noChangeAspect="1"/>
                     </pic:cNvPicPr>
                   </pic:nvPicPr>
                   <pic:blipFill>
-                    <a:blip r:embed="rId129"/>
+                    <a:blip r:embed="rId132"/>
                     <a:stretch>
                       <a:fillRect/>
                     </a:stretch>
@@ -2094,7 +2273,7 @@
           </wp:inline>
         </w:drawing>
       </w:r>
-      <w:bookmarkEnd w:id="132"/>
+      <w:bookmarkEnd w:id="135"/>
     </w:p>
     <w:p>
       <w:pPr>
@@ -2116,24 +2295,24 @@
       <w:r>
         <w:t xml:space="preserve"> </w:t>
       </w:r>
-      <w:bookmarkStart w:id="136" w:name="fig-024"/>
+      <w:bookmarkStart w:id="139" w:name="fig-024"/>
       <w:r>
         <w:drawing>
           <wp:inline>
             <wp:extent cx="3733800" cy="963312"/>
             <wp:effectExtent b="0" l="0" r="0" t="0"/>
-            <wp:docPr descr="" title="" id="134" name="Picture"/>
+            <wp:docPr descr="Задание 3 в 1.6 Выполнение задания" title="" id="137" name="Picture"/>
             <a:graphic>
               <a:graphicData uri="http://schemas.openxmlformats.org/drawingml/2006/picture">
                 <pic:pic>
                   <pic:nvPicPr>
-                    <pic:cNvPr descr="../images/s1p20_2.png" id="135" name="Picture"/>
+                    <pic:cNvPr descr="../images/s1p20_2.png" id="138" name="Picture"/>
                     <pic:cNvPicPr>
                       <a:picLocks noChangeArrowheads="1" noChangeAspect="1"/>
                     </pic:cNvPicPr>
                   </pic:nvPicPr>
                   <pic:blipFill>
-                    <a:blip r:embed="rId133"/>
+                    <a:blip r:embed="rId136"/>
                     <a:stretch>
                       <a:fillRect/>
                     </a:stretch>
@@ -2159,7 +2338,7 @@
           </wp:inline>
         </w:drawing>
       </w:r>
-      <w:bookmarkEnd w:id="136"/>
+      <w:bookmarkEnd w:id="139"/>
     </w:p>
     <w:p>
       <w:pPr>
@@ -2179,9 +2358,9 @@
         <w:t xml:space="preserve">По умолчанию сообщения об ошибках не попадают в конвейер, а продолжают выводиться на экран.</w:t>
       </w:r>
     </w:p>
-    <w:bookmarkEnd w:id="137"/>
-    <w:bookmarkEnd w:id="138"/>
-    <w:bookmarkStart w:id="158" w:name="раздел-1.7"/>
+    <w:bookmarkEnd w:id="140"/>
+    <w:bookmarkEnd w:id="141"/>
+    <w:bookmarkStart w:id="161" w:name="раздел-1.7"/>
     <w:p>
       <w:pPr>
         <w:pStyle w:val="Heading1"/>
@@ -2190,7 +2369,7 @@
         <w:t xml:space="preserve">Раздел 1.7</w:t>
       </w:r>
     </w:p>
-    <w:bookmarkStart w:id="143" w:name="задание-1-в-1.7"/>
+    <w:bookmarkStart w:id="146" w:name="задание-1-в-1.7"/>
     <w:p>
       <w:pPr>
         <w:pStyle w:val="Heading2"/>
@@ -2207,28 +2386,28 @@
         <w:t xml:space="preserve">[рис. @fig-025]</w:t>
       </w:r>
     </w:p>
-    <w:p>
-      <w:pPr>
-        <w:pStyle w:val="BodyText"/>
-      </w:pPr>
-      <w:bookmarkStart w:id="142" w:name="fig-025"/>
+    <w:bookmarkStart w:id="145" w:name="fig-025"/>
+    <w:p>
+      <w:pPr>
+        <w:pStyle w:val="CaptionedFigure"/>
+      </w:pPr>
       <w:r>
         <w:drawing>
           <wp:inline>
             <wp:extent cx="3733800" cy="1807090"/>
             <wp:effectExtent b="0" l="0" r="0" t="0"/>
-            <wp:docPr descr="" title="" id="140" name="Picture"/>
+            <wp:docPr descr="Задание 1 в 1.7" title="" id="143" name="Picture"/>
             <a:graphic>
               <a:graphicData uri="http://schemas.openxmlformats.org/drawingml/2006/picture">
                 <pic:pic>
                   <pic:nvPicPr>
-                    <pic:cNvPr descr="../images/s1p21.png" id="141" name="Picture"/>
+                    <pic:cNvPr descr="../images/s1p21.png" id="144" name="Picture"/>
                     <pic:cNvPicPr>
                       <a:picLocks noChangeArrowheads="1" noChangeAspect="1"/>
                     </pic:cNvPicPr>
                   </pic:nvPicPr>
                   <pic:blipFill>
-                    <a:blip r:embed="rId139"/>
+                    <a:blip r:embed="rId142"/>
                     <a:stretch>
                       <a:fillRect/>
                     </a:stretch>
@@ -2254,8 +2433,16 @@
           </wp:inline>
         </w:drawing>
       </w:r>
-      <w:bookmarkEnd w:id="142"/>
-    </w:p>
+    </w:p>
+    <w:p>
+      <w:pPr>
+        <w:pStyle w:val="ImageCaption"/>
+      </w:pPr>
+      <w:r>
+        <w:t xml:space="preserve">Задание 1 в 1.7</w:t>
+      </w:r>
+    </w:p>
+    <w:bookmarkEnd w:id="145"/>
     <w:p>
       <w:pPr>
         <w:pStyle w:val="BodyText"/>
@@ -2274,8 +2461,8 @@
         <w:t xml:space="preserve">Файл сохранится как /home/alex/Pictures/1.jpg, потому что ключ -P задаёт каталог, а -O — имя файла внутри этого каталога, причём команда cd на результат не влияет.</w:t>
       </w:r>
     </w:p>
-    <w:bookmarkEnd w:id="143"/>
-    <w:bookmarkStart w:id="148" w:name="задание-2-в-1.7"/>
+    <w:bookmarkEnd w:id="146"/>
+    <w:bookmarkStart w:id="151" w:name="задание-2-в-1.7"/>
     <w:p>
       <w:pPr>
         <w:pStyle w:val="Heading2"/>
@@ -2292,28 +2479,28 @@
         <w:t xml:space="preserve">[рис. @fig-026]</w:t>
       </w:r>
     </w:p>
-    <w:p>
-      <w:pPr>
-        <w:pStyle w:val="BodyText"/>
-      </w:pPr>
-      <w:bookmarkStart w:id="147" w:name="fig-026"/>
+    <w:bookmarkStart w:id="150" w:name="fig-026"/>
+    <w:p>
+      <w:pPr>
+        <w:pStyle w:val="CaptionedFigure"/>
+      </w:pPr>
       <w:r>
         <w:drawing>
           <wp:inline>
             <wp:extent cx="3733800" cy="1602893"/>
             <wp:effectExtent b="0" l="0" r="0" t="0"/>
-            <wp:docPr descr="" title="" id="145" name="Picture"/>
+            <wp:docPr descr="Задание 2 в 1.7" title="" id="148" name="Picture"/>
             <a:graphic>
               <a:graphicData uri="http://schemas.openxmlformats.org/drawingml/2006/picture">
                 <pic:pic>
                   <pic:nvPicPr>
-                    <pic:cNvPr descr="../images/s1p22.png" id="146" name="Picture"/>
+                    <pic:cNvPr descr="../images/s1p22.png" id="149" name="Picture"/>
                     <pic:cNvPicPr>
                       <a:picLocks noChangeArrowheads="1" noChangeAspect="1"/>
                     </pic:cNvPicPr>
                   </pic:nvPicPr>
                   <pic:blipFill>
-                    <a:blip r:embed="rId144"/>
+                    <a:blip r:embed="rId147"/>
                     <a:stretch>
                       <a:fillRect/>
                     </a:stretch>
@@ -2339,8 +2526,16 @@
           </wp:inline>
         </w:drawing>
       </w:r>
-      <w:bookmarkEnd w:id="147"/>
-    </w:p>
+    </w:p>
+    <w:p>
+      <w:pPr>
+        <w:pStyle w:val="ImageCaption"/>
+      </w:pPr>
+      <w:r>
+        <w:t xml:space="preserve">Задание 2 в 1.7</w:t>
+      </w:r>
+    </w:p>
+    <w:bookmarkEnd w:id="150"/>
     <w:p>
       <w:pPr>
         <w:pStyle w:val="BodyText"/>
@@ -2359,8 +2554,8 @@
         <w:t xml:space="preserve">В справке программы написано, что для выхода нужно написать :q и нажать enter</w:t>
       </w:r>
     </w:p>
-    <w:bookmarkEnd w:id="148"/>
-    <w:bookmarkStart w:id="157" w:name="задание-3-в-1.7"/>
+    <w:bookmarkEnd w:id="151"/>
+    <w:bookmarkStart w:id="160" w:name="задание-3-в-1.7"/>
     <w:p>
       <w:pPr>
         <w:pStyle w:val="Heading2"/>
@@ -2389,24 +2584,24 @@
       <w:r>
         <w:t xml:space="preserve"> </w:t>
       </w:r>
-      <w:bookmarkStart w:id="152" w:name="fig-027"/>
+      <w:bookmarkStart w:id="155" w:name="fig-027"/>
       <w:r>
         <w:drawing>
           <wp:inline>
             <wp:extent cx="3733800" cy="322861"/>
             <wp:effectExtent b="0" l="0" r="0" t="0"/>
-            <wp:docPr descr="" title="" id="150" name="Picture"/>
+            <wp:docPr descr="Задание 3 в 1.7 Формулировка задания" title="" id="153" name="Picture"/>
             <a:graphic>
               <a:graphicData uri="http://schemas.openxmlformats.org/drawingml/2006/picture">
                 <pic:pic>
                   <pic:nvPicPr>
-                    <pic:cNvPr descr="../images/s1p23_1.png" id="151" name="Picture"/>
+                    <pic:cNvPr descr="../images/s1p23_1.png" id="154" name="Picture"/>
                     <pic:cNvPicPr>
                       <a:picLocks noChangeArrowheads="1" noChangeAspect="1"/>
                     </pic:cNvPicPr>
                   </pic:nvPicPr>
                   <pic:blipFill>
-                    <a:blip r:embed="rId149"/>
+                    <a:blip r:embed="rId152"/>
                     <a:stretch>
                       <a:fillRect/>
                     </a:stretch>
@@ -2432,7 +2627,7 @@
           </wp:inline>
         </w:drawing>
       </w:r>
-      <w:bookmarkEnd w:id="152"/>
+      <w:bookmarkEnd w:id="155"/>
     </w:p>
     <w:p>
       <w:pPr>
@@ -2454,24 +2649,24 @@
       <w:r>
         <w:t xml:space="preserve"> </w:t>
       </w:r>
-      <w:bookmarkStart w:id="156" w:name="fig-028"/>
+      <w:bookmarkStart w:id="159" w:name="fig-028"/>
       <w:r>
         <w:drawing>
           <wp:inline>
             <wp:extent cx="3733800" cy="1315946"/>
             <wp:effectExtent b="0" l="0" r="0" t="0"/>
-            <wp:docPr descr="" title="" id="154" name="Picture"/>
+            <wp:docPr descr="Задание 3 в 1.7 Выполнение задания" title="" id="157" name="Picture"/>
             <a:graphic>
               <a:graphicData uri="http://schemas.openxmlformats.org/drawingml/2006/picture">
                 <pic:pic>
                   <pic:nvPicPr>
-                    <pic:cNvPr descr="../images/s1p23_2.png" id="155" name="Picture"/>
+                    <pic:cNvPr descr="../images/s1p23_2.png" id="158" name="Picture"/>
                     <pic:cNvPicPr>
                       <a:picLocks noChangeArrowheads="1" noChangeAspect="1"/>
                     </pic:cNvPicPr>
                   </pic:nvPicPr>
                   <pic:blipFill>
-                    <a:blip r:embed="rId153"/>
+                    <a:blip r:embed="rId156"/>
                     <a:stretch>
                       <a:fillRect/>
                     </a:stretch>
@@ -2497,7 +2692,7 @@
           </wp:inline>
         </w:drawing>
       </w:r>
-      <w:bookmarkEnd w:id="156"/>
+      <w:bookmarkEnd w:id="159"/>
     </w:p>
     <w:p>
       <w:pPr>
@@ -2517,9 +2712,9 @@
         <w:t xml:space="preserve">Будут скачаны и сохранены только JPG-файлы и исходная HTML-страница, потому что -l 1 ограничивает рекурсию первым уровнем, а другие HTML-файлы, загруженные для анализа ссылок, удаляются фильтром -A jpg, который разрешает сохранять только JPG, при этом исходная страница является исключением и сохраняется всегда.</w:t>
       </w:r>
     </w:p>
-    <w:bookmarkEnd w:id="157"/>
-    <w:bookmarkEnd w:id="158"/>
-    <w:bookmarkStart w:id="174" w:name="раздел-1.8"/>
+    <w:bookmarkEnd w:id="160"/>
+    <w:bookmarkEnd w:id="161"/>
+    <w:bookmarkStart w:id="177" w:name="раздел-1.8"/>
     <w:p>
       <w:pPr>
         <w:pStyle w:val="Heading1"/>
@@ -2528,7 +2723,7 @@
         <w:t xml:space="preserve">Раздел 1.8</w:t>
       </w:r>
     </w:p>
-    <w:bookmarkStart w:id="163" w:name="задание-1-в-1.8"/>
+    <w:bookmarkStart w:id="166" w:name="задание-1-в-1.8"/>
     <w:p>
       <w:pPr>
         <w:pStyle w:val="Heading2"/>
@@ -2545,28 +2740,28 @@
         <w:t xml:space="preserve">[рис. @fig-029]</w:t>
       </w:r>
     </w:p>
-    <w:p>
-      <w:pPr>
-        <w:pStyle w:val="BodyText"/>
-      </w:pPr>
-      <w:bookmarkStart w:id="162" w:name="fig-029"/>
+    <w:bookmarkStart w:id="165" w:name="fig-029"/>
+    <w:p>
+      <w:pPr>
+        <w:pStyle w:val="CaptionedFigure"/>
+      </w:pPr>
       <w:r>
         <w:drawing>
           <wp:inline>
             <wp:extent cx="3733800" cy="1629773"/>
             <wp:effectExtent b="0" l="0" r="0" t="0"/>
-            <wp:docPr descr="" title="" id="160" name="Picture"/>
+            <wp:docPr descr="Задание 1 в 1.8" title="" id="163" name="Picture"/>
             <a:graphic>
               <a:graphicData uri="http://schemas.openxmlformats.org/drawingml/2006/picture">
                 <pic:pic>
                   <pic:nvPicPr>
-                    <pic:cNvPr descr="../images/s1p24.png" id="161" name="Picture"/>
+                    <pic:cNvPr descr="../images/s1p24.png" id="164" name="Picture"/>
                     <pic:cNvPicPr>
                       <a:picLocks noChangeArrowheads="1" noChangeAspect="1"/>
                     </pic:cNvPicPr>
                   </pic:nvPicPr>
                   <pic:blipFill>
-                    <a:blip r:embed="rId159"/>
+                    <a:blip r:embed="rId162"/>
                     <a:stretch>
                       <a:fillRect/>
                     </a:stretch>
@@ -2592,8 +2787,16 @@
           </wp:inline>
         </w:drawing>
       </w:r>
-      <w:bookmarkEnd w:id="162"/>
-    </w:p>
+    </w:p>
+    <w:p>
+      <w:pPr>
+        <w:pStyle w:val="ImageCaption"/>
+      </w:pPr>
+      <w:r>
+        <w:t xml:space="preserve">Задание 1 в 1.8</w:t>
+      </w:r>
+    </w:p>
+    <w:bookmarkEnd w:id="165"/>
     <w:p>
       <w:pPr>
         <w:pStyle w:val="BodyText"/>
@@ -2612,8 +2815,8 @@
         <w:t xml:space="preserve">gzip сжимает только один файл и не хранит каталоги, в то время как zip является полноценным архиватором, который упаковывает и сжимает множество файлов и папок в один архив.</w:t>
       </w:r>
     </w:p>
-    <w:bookmarkEnd w:id="163"/>
-    <w:bookmarkStart w:id="168" w:name="задание-2-в-1.8"/>
+    <w:bookmarkEnd w:id="166"/>
+    <w:bookmarkStart w:id="171" w:name="задание-2-в-1.8"/>
     <w:p>
       <w:pPr>
         <w:pStyle w:val="Heading2"/>
@@ -2630,28 +2833,28 @@
         <w:t xml:space="preserve">[рис. @fig-030]</w:t>
       </w:r>
     </w:p>
-    <w:p>
-      <w:pPr>
-        <w:pStyle w:val="BodyText"/>
-      </w:pPr>
-      <w:bookmarkStart w:id="167" w:name="fig-030"/>
+    <w:bookmarkStart w:id="170" w:name="fig-030"/>
+    <w:p>
+      <w:pPr>
+        <w:pStyle w:val="CaptionedFigure"/>
+      </w:pPr>
       <w:r>
         <w:drawing>
           <wp:inline>
             <wp:extent cx="3733800" cy="1470237"/>
             <wp:effectExtent b="0" l="0" r="0" t="0"/>
-            <wp:docPr descr="" title="" id="165" name="Picture"/>
+            <wp:docPr descr="Задание 2 в 1.8" title="" id="168" name="Picture"/>
             <a:graphic>
               <a:graphicData uri="http://schemas.openxmlformats.org/drawingml/2006/picture">
                 <pic:pic>
                   <pic:nvPicPr>
-                    <pic:cNvPr descr="../images/s1p25.png" id="166" name="Picture"/>
+                    <pic:cNvPr descr="../images/s1p25.png" id="169" name="Picture"/>
                     <pic:cNvPicPr>
                       <a:picLocks noChangeArrowheads="1" noChangeAspect="1"/>
                     </pic:cNvPicPr>
                   </pic:nvPicPr>
                   <pic:blipFill>
-                    <a:blip r:embed="rId164"/>
+                    <a:blip r:embed="rId167"/>
                     <a:stretch>
                       <a:fillRect/>
                     </a:stretch>
@@ -2677,8 +2880,16 @@
           </wp:inline>
         </w:drawing>
       </w:r>
-      <w:bookmarkEnd w:id="167"/>
-    </w:p>
+    </w:p>
+    <w:p>
+      <w:pPr>
+        <w:pStyle w:val="ImageCaption"/>
+      </w:pPr>
+      <w:r>
+        <w:t xml:space="preserve">Задание 2 в 1.8</w:t>
+      </w:r>
+    </w:p>
+    <w:bookmarkEnd w:id="170"/>
     <w:p>
       <w:pPr>
         <w:pStyle w:val="BodyText"/>
@@ -2697,8 +2908,8 @@
         <w:t xml:space="preserve">zip и tar могут создать архив из директории с файлами, а gzip по своей конструкции является компрессором потока, а не архиватором файлов.</w:t>
       </w:r>
     </w:p>
-    <w:bookmarkEnd w:id="168"/>
-    <w:bookmarkStart w:id="173" w:name="задание-3-в-1.8"/>
+    <w:bookmarkEnd w:id="171"/>
+    <w:bookmarkStart w:id="176" w:name="задание-3-в-1.8"/>
     <w:p>
       <w:pPr>
         <w:pStyle w:val="Heading2"/>
@@ -2715,28 +2926,28 @@
         <w:t xml:space="preserve">[рис. @fig-031]</w:t>
       </w:r>
     </w:p>
-    <w:p>
-      <w:pPr>
-        <w:pStyle w:val="BodyText"/>
-      </w:pPr>
-      <w:bookmarkStart w:id="172" w:name="fig-031"/>
+    <w:bookmarkStart w:id="175" w:name="fig-031"/>
+    <w:p>
+      <w:pPr>
+        <w:pStyle w:val="CaptionedFigure"/>
+      </w:pPr>
       <w:r>
         <w:drawing>
           <wp:inline>
             <wp:extent cx="3733800" cy="1600200"/>
             <wp:effectExtent b="0" l="0" r="0" t="0"/>
-            <wp:docPr descr="" title="" id="170" name="Picture"/>
+            <wp:docPr descr="Задание 3 в 1.8" title="" id="173" name="Picture"/>
             <a:graphic>
               <a:graphicData uri="http://schemas.openxmlformats.org/drawingml/2006/picture">
                 <pic:pic>
                   <pic:nvPicPr>
-                    <pic:cNvPr descr="../images/s1p26.png" id="171" name="Picture"/>
+                    <pic:cNvPr descr="../images/s1p26.png" id="174" name="Picture"/>
                     <pic:cNvPicPr>
                       <a:picLocks noChangeArrowheads="1" noChangeAspect="1"/>
                     </pic:cNvPicPr>
                   </pic:nvPicPr>
                   <pic:blipFill>
-                    <a:blip r:embed="rId169"/>
+                    <a:blip r:embed="rId172"/>
                     <a:stretch>
                       <a:fillRect/>
                     </a:stretch>
@@ -2762,8 +2973,16 @@
           </wp:inline>
         </w:drawing>
       </w:r>
-      <w:bookmarkEnd w:id="172"/>
-    </w:p>
+    </w:p>
+    <w:p>
+      <w:pPr>
+        <w:pStyle w:val="ImageCaption"/>
+      </w:pPr>
+      <w:r>
+        <w:t xml:space="preserve">Задание 3 в 1.8</w:t>
+      </w:r>
+    </w:p>
+    <w:bookmarkEnd w:id="175"/>
     <w:p>
       <w:pPr>
         <w:pStyle w:val="BodyText"/>
@@ -2782,9 +3001,9 @@
         <w:t xml:space="preserve">-c - создать архив, -j - использовать сжатие bzip2 (вместо gzip), -f - указать имя файла архива.</w:t>
       </w:r>
     </w:p>
-    <w:bookmarkEnd w:id="173"/>
-    <w:bookmarkEnd w:id="174"/>
-    <w:bookmarkStart w:id="190" w:name="раздел-1.9"/>
+    <w:bookmarkEnd w:id="176"/>
+    <w:bookmarkEnd w:id="177"/>
+    <w:bookmarkStart w:id="193" w:name="раздел-1.9"/>
     <w:p>
       <w:pPr>
         <w:pStyle w:val="Heading1"/>
@@ -2793,7 +3012,7 @@
         <w:t xml:space="preserve">Раздел 1.9</w:t>
       </w:r>
     </w:p>
-    <w:bookmarkStart w:id="179" w:name="задание-1-в-1.9"/>
+    <w:bookmarkStart w:id="182" w:name="задание-1-в-1.9"/>
     <w:p>
       <w:pPr>
         <w:pStyle w:val="Heading2"/>
@@ -2810,28 +3029,28 @@
         <w:t xml:space="preserve">[рис. @fig-032]</w:t>
       </w:r>
     </w:p>
-    <w:p>
-      <w:pPr>
-        <w:pStyle w:val="BodyText"/>
-      </w:pPr>
-      <w:bookmarkStart w:id="178" w:name="fig-032"/>
+    <w:bookmarkStart w:id="181" w:name="fig-032"/>
+    <w:p>
+      <w:pPr>
+        <w:pStyle w:val="CaptionedFigure"/>
+      </w:pPr>
       <w:r>
         <w:drawing>
           <wp:inline>
             <wp:extent cx="3733800" cy="1878330"/>
             <wp:effectExtent b="0" l="0" r="0" t="0"/>
-            <wp:docPr descr="" title="" id="176" name="Picture"/>
+            <wp:docPr descr="Задание 1 в 1.9" title="" id="179" name="Picture"/>
             <a:graphic>
               <a:graphicData uri="http://schemas.openxmlformats.org/drawingml/2006/picture">
                 <pic:pic>
                   <pic:nvPicPr>
-                    <pic:cNvPr descr="../images/s1p27.png" id="177" name="Picture"/>
+                    <pic:cNvPr descr="../images/s1p27.png" id="180" name="Picture"/>
                     <pic:cNvPicPr>
                       <a:picLocks noChangeArrowheads="1" noChangeAspect="1"/>
                     </pic:cNvPicPr>
                   </pic:nvPicPr>
                   <pic:blipFill>
-                    <a:blip r:embed="rId175"/>
+                    <a:blip r:embed="rId178"/>
                     <a:stretch>
                       <a:fillRect/>
                     </a:stretch>
@@ -2857,8 +3076,16 @@
           </wp:inline>
         </w:drawing>
       </w:r>
-      <w:bookmarkEnd w:id="178"/>
-    </w:p>
+    </w:p>
+    <w:p>
+      <w:pPr>
+        <w:pStyle w:val="ImageCaption"/>
+      </w:pPr>
+      <w:r>
+        <w:t xml:space="preserve">Задание 1 в 1.9</w:t>
+      </w:r>
+    </w:p>
+    <w:bookmarkEnd w:id="181"/>
     <w:p>
       <w:pPr>
         <w:pStyle w:val="BodyText"/>
@@ -2913,8 +3140,8 @@
         <w:t xml:space="preserve">- *.? - не подходит, т.к. ? отвечает за один единственный символ, а у нас после точки их четыре.</w:t>
       </w:r>
     </w:p>
-    <w:bookmarkEnd w:id="179"/>
-    <w:bookmarkStart w:id="184" w:name="задание-2-в-1.9"/>
+    <w:bookmarkEnd w:id="182"/>
+    <w:bookmarkStart w:id="187" w:name="задание-2-в-1.9"/>
     <w:p>
       <w:pPr>
         <w:pStyle w:val="Heading2"/>
@@ -2931,28 +3158,28 @@
         <w:t xml:space="preserve">[рис. @fig-033]</w:t>
       </w:r>
     </w:p>
-    <w:p>
-      <w:pPr>
-        <w:pStyle w:val="BodyText"/>
-      </w:pPr>
-      <w:bookmarkStart w:id="183" w:name="fig-033"/>
+    <w:bookmarkStart w:id="186" w:name="fig-033"/>
+    <w:p>
+      <w:pPr>
+        <w:pStyle w:val="CaptionedFigure"/>
+      </w:pPr>
       <w:r>
         <w:drawing>
           <wp:inline>
             <wp:extent cx="3733800" cy="2119786"/>
             <wp:effectExtent b="0" l="0" r="0" t="0"/>
-            <wp:docPr descr="" title="" id="181" name="Picture"/>
+            <wp:docPr descr="Задание 2 в 1.9" title="" id="184" name="Picture"/>
             <a:graphic>
               <a:graphicData uri="http://schemas.openxmlformats.org/drawingml/2006/picture">
                 <pic:pic>
                   <pic:nvPicPr>
-                    <pic:cNvPr descr="../images/s1p28.png" id="182" name="Picture"/>
+                    <pic:cNvPr descr="../images/s1p28.png" id="185" name="Picture"/>
                     <pic:cNvPicPr>
                       <a:picLocks noChangeArrowheads="1" noChangeAspect="1"/>
                     </pic:cNvPicPr>
                   </pic:nvPicPr>
                   <pic:blipFill>
-                    <a:blip r:embed="rId180"/>
+                    <a:blip r:embed="rId183"/>
                     <a:stretch>
                       <a:fillRect/>
                     </a:stretch>
@@ -2978,8 +3205,16 @@
           </wp:inline>
         </w:drawing>
       </w:r>
-      <w:bookmarkEnd w:id="183"/>
-    </w:p>
+    </w:p>
+    <w:p>
+      <w:pPr>
+        <w:pStyle w:val="ImageCaption"/>
+      </w:pPr>
+      <w:r>
+        <w:t xml:space="preserve">Задание 2 в 1.9</w:t>
+      </w:r>
+    </w:p>
+    <w:bookmarkEnd w:id="186"/>
     <w:p>
       <w:pPr>
         <w:pStyle w:val="BodyText"/>
@@ -3010,8 +3245,8 @@
         <w:t xml:space="preserve">text.txt будет искать только world в нижнем регистре.</w:t>
       </w:r>
     </w:p>
-    <w:bookmarkEnd w:id="184"/>
-    <w:bookmarkStart w:id="189" w:name="задание-3-в-1.9"/>
+    <w:bookmarkEnd w:id="187"/>
+    <w:bookmarkStart w:id="192" w:name="задание-3-в-1.9"/>
     <w:p>
       <w:pPr>
         <w:pStyle w:val="Heading2"/>
@@ -3028,28 +3263,28 @@
         <w:t xml:space="preserve">[рис. @fig-034]</w:t>
       </w:r>
     </w:p>
-    <w:p>
-      <w:pPr>
-        <w:pStyle w:val="BodyText"/>
-      </w:pPr>
-      <w:bookmarkStart w:id="188" w:name="fig-034"/>
+    <w:bookmarkStart w:id="191" w:name="fig-034"/>
+    <w:p>
+      <w:pPr>
+        <w:pStyle w:val="CaptionedFigure"/>
+      </w:pPr>
       <w:r>
         <w:drawing>
           <wp:inline>
             <wp:extent cx="3733800" cy="1457183"/>
             <wp:effectExtent b="0" l="0" r="0" t="0"/>
-            <wp:docPr descr="" title="" id="186" name="Picture"/>
+            <wp:docPr descr="Задание 3 в 1.9" title="" id="189" name="Picture"/>
             <a:graphic>
               <a:graphicData uri="http://schemas.openxmlformats.org/drawingml/2006/picture">
                 <pic:pic>
                   <pic:nvPicPr>
-                    <pic:cNvPr descr="../images/s1p29.png" id="187" name="Picture"/>
+                    <pic:cNvPr descr="../images/s1p29.png" id="190" name="Picture"/>
                     <pic:cNvPicPr>
                       <a:picLocks noChangeArrowheads="1" noChangeAspect="1"/>
                     </pic:cNvPicPr>
                   </pic:nvPicPr>
                   <pic:blipFill>
-                    <a:blip r:embed="rId185"/>
+                    <a:blip r:embed="rId188"/>
                     <a:stretch>
                       <a:fillRect/>
                     </a:stretch>
@@ -3075,8 +3310,16 @@
           </wp:inline>
         </w:drawing>
       </w:r>
-      <w:bookmarkEnd w:id="188"/>
-    </w:p>
+    </w:p>
+    <w:p>
+      <w:pPr>
+        <w:pStyle w:val="ImageCaption"/>
+      </w:pPr>
+      <w:r>
+        <w:t xml:space="preserve">Задание 3 в 1.9</w:t>
+      </w:r>
+    </w:p>
+    <w:bookmarkEnd w:id="191"/>
     <w:p>
       <w:pPr>
         <w:pStyle w:val="BodyText"/>
@@ -3125,8 +3368,8 @@
         <w:t xml:space="preserve">grep -Fr "love" Shakespeare/* &gt; ~/Documents/stepik/poisk/rezult.txt</w:t>
       </w:r>
     </w:p>
-    <w:bookmarkEnd w:id="189"/>
-    <w:bookmarkEnd w:id="190"/>
+    <w:bookmarkEnd w:id="192"/>
+    <w:bookmarkEnd w:id="193"/>
     <w:sectPr>
       <w:footnotePr>
         <w:numRestart w:val="eachSect"/>
